--- a/data/cvs/cv_13_TELUS_Digital_Online_Data_Analyst_United_States.docx
+++ b/data/cvs/cv_13_TELUS_Digital_Online_Data_Analyst_United_States.docx
@@ -86,7 +86,7 @@
         <w:rPr>
           <w:sz w:val="20"/>
         </w:rPr>
-        <w:t>Full Stack Developer with a focus on AI and automation, currently building production systems at Copy Cat Group. I work across the full stack, from Python backends to React frontends, and have extensive experience in data annotation and evaluation for AI model training. My recent projects include integrating SAP APIs with internal systems, designing comprehensive system architecture documents, and building AI-powered tender scraping pipelines.</w:t>
+        <w:t>Full Stack Developer and AI Data Specialist with a focus on building robust, scalable systems and high-quality datasets. I have hands-on experience in full-stack development, from Python backends to React frontends, and a deep understanding of AI data work, including model evaluation, prompt engineering, and dataset structuring. Currently, I'm building production-ready systems at Copy Cat Group, integrating SAP APIs with internal systems and designing AI-powered tender scraping pipelines.</w:t>
       </w:r>
     </w:p>
     <w:p>
@@ -227,7 +227,7 @@
         <w:rPr>
           <w:sz w:val="20"/>
         </w:rPr>
-        <w:t>Git, GitHub, CI/CD, Oracle Cloud, Google Cloud Platform</w:t>
+        <w:t>Git, GitHub, Postman, VS Code, Jira, Trello, Slack, HubSpot, Figma, Docker, Oracle Cloud, Google Cloud Platform</w:t>
       </w:r>
     </w:p>
     <w:p>
@@ -245,7 +245,7 @@
         <w:rPr>
           <w:sz w:val="20"/>
         </w:rPr>
-        <w:t>web-based research, data evaluation, data verification, data comparison, information accuracy, information relevance, AI models, machine learning</w:t>
+        <w:t>web-based research, data evaluation, data verification, data comparison, information accuracy assessment, information relevance determination, AI community engagement, English language proficiency, geography knowledge</w:t>
       </w:r>
     </w:p>
     <w:p>
@@ -263,7 +263,7 @@
         <w:rPr>
           <w:sz w:val="20"/>
         </w:rPr>
-        <w:t>online assessment, ID verification, search engines, online maps, website information, broadband internet, computer literacy, software proficiency</w:t>
+        <w:t>current affairs awareness, historical knowledge, search engine utilization, online maps, website information, task flexibility, broadband internet access, computer literacy, software proficiency</w:t>
       </w:r>
     </w:p>
     <w:p>
@@ -313,7 +313,7 @@
         <w:rPr>
           <w:sz w:val="20"/>
         </w:rPr>
-        <w:t>Integrating SAP APIs with an internal Credit Control System for automated OA and IT processes.</w:t>
+        <w:t>Integrating SAP APIs with an internal Credit Control System, automating processes for OA and IT business units.</w:t>
       </w:r>
     </w:p>
     <w:p>
@@ -325,7 +325,7 @@
         <w:rPr>
           <w:sz w:val="20"/>
         </w:rPr>
-        <w:t>Authoring comprehensive System Design Documents (SDDs) for Application, Data, Integration, and Security Architecture.</w:t>
+        <w:t>Designing and implementing an AI-powered tender scraping pipeline to automate tender opportunity discovery and processing.</w:t>
       </w:r>
     </w:p>
     <w:p>
@@ -337,7 +337,7 @@
         <w:rPr>
           <w:sz w:val="20"/>
         </w:rPr>
-        <w:t>Building an AI-powered tender scraping pipeline to automate tender discovery and processing.</w:t>
+        <w:t>Authoring comprehensive System Design Documents (SDDs) and Business Requirements Documents (BRDs) to define project scope and technical specifications.</w:t>
       </w:r>
     </w:p>
     <w:p>
@@ -372,7 +372,7 @@
         <w:rPr>
           <w:sz w:val="20"/>
         </w:rPr>
-        <w:t>Generating difference-based captions for multimodal datasets, improving model accuracy.</w:t>
+        <w:t>Generating accurate difference-based captions for multimodal datasets, improving model accuracy through detailed annotations.</w:t>
       </w:r>
     </w:p>
     <w:p>
@@ -407,7 +407,7 @@
         <w:rPr>
           <w:sz w:val="20"/>
         </w:rPr>
-        <w:t>Delivered full-stack solutions, including UI components and API optimisation, for diverse U.S. clients.</w:t>
+        <w:t>Built full-stack solutions, optimised APIs, and managed CMS-based websites, collaborating remotely to enhance performance.</w:t>
       </w:r>
     </w:p>
     <w:p>
@@ -442,7 +442,7 @@
         <w:rPr>
           <w:sz w:val="20"/>
         </w:rPr>
-        <w:t>Performed intent detection and utterance verification for health and agriculture AI systems.</w:t>
+        <w:t>Performed intent detection, slot tagging, and utterance verification for health and agriculture AI systems, ensuring multilingual data consistency.</w:t>
       </w:r>
     </w:p>
     <w:p>
